--- a/Portfolio Prompt.docx
+++ b/Portfolio Prompt.docx
@@ -78,6 +78,25 @@
     <w:p>
       <w:pPr>
         <w:rPr>
+          <w:lang w:val="en-US"/>
+        </w:rPr>
+      </w:pPr>
+      <w:r>
+        <w:rPr>
+          <w:lang w:val="en-US"/>
+        </w:rPr>
+        <w:t>Teamwork : asma hamouda &amp; assil allah be</w:t>
+      </w:r>
+      <w:r>
+        <w:rPr>
+          <w:lang w:val="en-US"/>
+        </w:rPr>
+        <w:t>n dahmen</w:t>
+      </w:r>
+    </w:p>
+    <w:p>
+      <w:pPr>
+        <w:rPr>
           <w:b/>
           <w:bCs/>
         </w:rPr>
@@ -100,10 +119,7 @@
         <w:t>...</w:t>
       </w:r>
       <w:r>
-        <w:t xml:space="preserve"> </w:t>
-      </w:r>
-      <w:r>
-        <w:t>Expliquer le concept du Machine Learning en l'adaptant à différents niveaux de compréhension (étudiant en informatique / enfant), en utilisant une structuration claire (tableaux) et en respectant des contraintes strictes de longueur (200 mots max).</w:t>
+        <w:t xml:space="preserve"> Expliquer le concept du Machine Learning en l'adaptant à différents niveaux de compréhension (étudiant en informatique / enfant), en utilisant une structuration claire (tableaux) et en respectant des contraintes strictes de longueur (200 mots max).</w:t>
       </w:r>
       <w:r>
         <w:t>.................................................................................</w:t>
@@ -137,10 +153,7 @@
         <w:t>............</w:t>
       </w:r>
       <w:r>
-        <w:t xml:space="preserve"> </w:t>
-      </w:r>
-      <w:r>
-        <w:t>"Expliquer le machine learning"</w:t>
+        <w:t xml:space="preserve"> "Expliquer le machine learning"</w:t>
       </w:r>
       <w:r>
         <w:t>........................................................................</w:t>
@@ -167,10 +180,7 @@
         <w:t>.................</w:t>
       </w:r>
       <w:r>
-        <w:t xml:space="preserve"> </w:t>
-      </w:r>
-      <w:r>
-        <w:t>Une explication générale très complète et bien structurée avec les 3 types d'apprentissage et les étapes d'un projet, mais assez longue et générique.</w:t>
+        <w:t xml:space="preserve"> Une explication générale très complète et bien structurée avec les 3 types d'apprentissage et les étapes d'un projet, mais assez longue et générique.</w:t>
       </w:r>
       <w:r>
         <w:t>...................................................................</w:t>
@@ -193,23 +203,16 @@
           <w:i/>
           <w:iCs/>
         </w:rPr>
-        <w:t xml:space="preserve"> </w:t>
+        <w:t xml:space="preserve"> "Seulement 200mots max et pour un étudiant lt"</w:t>
+      </w:r>
+      <w:r>
+        <w:t xml:space="preserve"> puis </w:t>
       </w:r>
       <w:r>
         <w:rPr>
           <w:i/>
           <w:iCs/>
         </w:rPr>
-        <w:t>"Seulement 200mots max et pour un étudiant lt"</w:t>
-      </w:r>
-      <w:r>
-        <w:t xml:space="preserve"> puis </w:t>
-      </w:r>
-      <w:r>
-        <w:rPr>
-          <w:i/>
-          <w:iCs/>
-        </w:rPr>
         <w:t>"Presenter ses infos sous forme du tableau"</w:t>
       </w:r>
       <w:r>
@@ -237,10 +240,7 @@
         <w:t>...........</w:t>
       </w:r>
       <w:r>
-        <w:t xml:space="preserve"> </w:t>
-      </w:r>
-      <w:r>
-        <w:t>Une réponse concise, parfaitement synthétisée sous forme de tableau comparatif, adaptant la terminologie à un profil d'étudiant tout en respectant la contrainte de longueur.</w:t>
+        <w:t xml:space="preserve"> Une réponse concise, parfaitement synthétisée sous forme de tableau comparatif, adaptant la terminologie à un profil d'étudiant tout en respectant la contrainte de longueur.</w:t>
       </w:r>
     </w:p>
     <w:p>
@@ -248,10 +248,7 @@
         <w:t>Dans la cas pour enfant :</w:t>
       </w:r>
       <w:r>
-        <w:t xml:space="preserve"> </w:t>
-      </w:r>
-      <w:r>
-        <w:t xml:space="preserve">Une réponse </w:t>
+        <w:t xml:space="preserve"> Une réponse </w:t>
       </w:r>
       <w:r>
         <w:t>pas parfaaite</w:t>
@@ -322,17 +319,11 @@
     </w:p>
     <w:p>
       <w:r>
+        <w:lastRenderedPageBreak/>
         <w:t>.......</w:t>
       </w:r>
       <w:r>
-        <w:t xml:space="preserve"> </w:t>
-      </w:r>
-      <w:r>
-        <w:t xml:space="preserve">Le deuxième résultat (avec les contraintes de format, de longueur et de rôle/public cible) est beaucoup plus satisfaisant et directement </w:t>
-      </w:r>
-      <w:r>
-        <w:lastRenderedPageBreak/>
-        <w:t>exploitable.</w:t>
+        <w:t xml:space="preserve"> Le deuxième résultat (avec les contraintes de format, de longueur et de rôle/public cible) est beaucoup plus satisfaisant et directement exploitable.</w:t>
       </w:r>
       <w:r>
         <w:t>.............................................................................</w:t>
@@ -448,10 +439,7 @@
         <w:t xml:space="preserve"> .</w:t>
       </w:r>
       <w:r>
-        <w:t xml:space="preserve"> </w:t>
-      </w:r>
-      <w:r>
-        <w:t>la qualité du code ou des explications générées par une IA dépend directement du contexte et du niveau de technicité qu'on lui impose dans le prompt.</w:t>
+        <w:t xml:space="preserve"> la qualité du code ou des explications générées par une IA dépend directement du contexte et du niveau de technicité qu'on lui impose dans le prompt.</w:t>
       </w:r>
       <w:r>
         <w:t>.......................................................................</w:t>
@@ -1444,6 +1432,7 @@
   <w:style w:type="character" w:default="1" w:styleId="Policepardfaut">
     <w:name w:val="Default Paragraph Font"/>
     <w:uiPriority w:val="1"/>
+    <w:semiHidden/>
     <w:unhideWhenUsed/>
   </w:style>
   <w:style w:type="table" w:default="1" w:styleId="TableauNormal">
